--- a/van_ban_du_thao/TBKL_kiem_tra_Chi_bo_thon_Suoi_Gieng_chuan_hoa.docx
+++ b/van_ban_du_thao/TBKL_kiem_tra_Chi_bo_thon_Suoi_Gieng_chuan_hoa.docx
@@ -219,7 +219,7 @@
           <w:color w:val="000000"/>
           <w:sz w:val="28"/>
         </w:rPr>
-        <w:t>Thực hiện Chương trình kiểm tra, giám sát năm 2026 của Ban Thường vụ Đảng uỷ xã; xét Báo cáo kết quả kiểm tra của Đoàn kiểm tra theo Quyết định số 56-QĐ/ĐU ngày 15/8/2026 và ý kiến thảo luận của Ban Thường vụ Đảng uỷ tại phiên họp ngày .../.../2026,</w:t>
+        <w:t>Thực hiện Chương trình kiểm tra, giám sát năm 2026 của Ban Thường vụ Đảng uỷ xã; xét Báo cáo kết quả kiểm tra của Đoàn kiểm tra theo Quyết định số ...-QĐ/ĐU và ý kiến thảo luận của Ban Thường vụ Đảng uỷ tại phiên họp ngày .../.../2026,</w:t>
       </w:r>
     </w:p>
     <w:p>
